--- a/testflow/01_Phieu_trinh_ky_Du_toan.docx
+++ b/testflow/01_Phieu_trinh_ky_Du_toan.docx
@@ -145,31 +145,7 @@
           <w:i/>
           <w:sz w:val="28"/>
         </w:rPr>
-        <w:t>Kính</w:t>
-      </w:r>
-      <w:r>
-        <w:rPr>
-          <w:b/>
-          <w:i/>
-          <w:sz w:val="28"/>
-        </w:rPr>
-        <w:t xml:space="preserve"> </w:t>
-      </w:r>
-      <w:r>
-        <w:rPr>
-          <w:b/>
-          <w:i/>
-          <w:sz w:val="28"/>
-        </w:rPr>
-        <w:t>gửi</w:t>
-      </w:r>
-      <w:r>
-        <w:rPr>
-          <w:b/>
-          <w:i/>
-          <w:sz w:val="28"/>
-        </w:rPr>
-        <w:t>:</w:t>
+        <w:t>Kính gửi:</w:t>
       </w:r>
       <w:r>
         <w:rPr>
@@ -183,91 +159,7 @@
           <w:sz w:val="28"/>
           <w:szCs w:val="28"/>
         </w:rPr>
-        <w:t>Đồng</w:t>
-      </w:r>
-      <w:r>
-        <w:rPr>
-          <w:sz w:val="28"/>
-          <w:szCs w:val="28"/>
-        </w:rPr>
-        <w:t xml:space="preserve"> </w:t>
-      </w:r>
-      <w:r>
-        <w:rPr>
-          <w:sz w:val="28"/>
-          <w:szCs w:val="28"/>
-        </w:rPr>
-        <w:t>chí</w:t>
-      </w:r>
-      <w:r>
-        <w:rPr>
-          <w:sz w:val="28"/>
-          <w:szCs w:val="28"/>
-        </w:rPr>
-        <w:t xml:space="preserve"> </w:t>
-      </w:r>
-      <w:r>
-        <w:rPr>
-          <w:sz w:val="28"/>
-          <w:szCs w:val="28"/>
-        </w:rPr>
-        <w:t>Giám</w:t>
-      </w:r>
-      <w:r>
-        <w:rPr>
-          <w:sz w:val="28"/>
-          <w:szCs w:val="28"/>
-        </w:rPr>
-        <w:t xml:space="preserve"> </w:t>
-      </w:r>
-      <w:r>
-        <w:rPr>
-          <w:sz w:val="28"/>
-          <w:szCs w:val="28"/>
-        </w:rPr>
-        <w:t>đốc</w:t>
-      </w:r>
-      <w:r>
-        <w:rPr>
-          <w:sz w:val="28"/>
-          <w:szCs w:val="28"/>
-        </w:rPr>
-        <w:t xml:space="preserve"> - </w:t>
-      </w:r>
-      <w:r>
-        <w:rPr>
-          <w:sz w:val="28"/>
-          <w:szCs w:val="28"/>
-        </w:rPr>
-        <w:t>Tổng</w:t>
-      </w:r>
-      <w:r>
-        <w:rPr>
-          <w:sz w:val="28"/>
-          <w:szCs w:val="28"/>
-        </w:rPr>
-        <w:t xml:space="preserve"> </w:t>
-      </w:r>
-      <w:r>
-        <w:rPr>
-          <w:sz w:val="28"/>
-          <w:szCs w:val="28"/>
-        </w:rPr>
-        <w:t>Biên</w:t>
-      </w:r>
-      <w:r>
-        <w:rPr>
-          <w:sz w:val="28"/>
-          <w:szCs w:val="28"/>
-        </w:rPr>
-        <w:t xml:space="preserve"> </w:t>
-      </w:r>
-      <w:r>
-        <w:rPr>
-          <w:sz w:val="28"/>
-          <w:szCs w:val="28"/>
-        </w:rPr>
-        <w:t>tập</w:t>
+        <w:t>Đồng chí Giám đốc - Tổng Biên tập</w:t>
       </w:r>
     </w:p>
     <w:p>
@@ -296,47 +188,7 @@
           <w:sz w:val="28"/>
           <w:szCs w:val="28"/>
         </w:rPr>
-        <w:t>Tên</w:t>
-      </w:r>
-      <w:r>
-        <w:rPr>
-          <w:b/>
-          <w:sz w:val="28"/>
-          <w:szCs w:val="28"/>
-        </w:rPr>
-        <w:t xml:space="preserve"> </w:t>
-      </w:r>
-      <w:r>
-        <w:rPr>
-          <w:b/>
-          <w:sz w:val="28"/>
-          <w:szCs w:val="28"/>
-        </w:rPr>
-        <w:t>văn</w:t>
-      </w:r>
-      <w:r>
-        <w:rPr>
-          <w:b/>
-          <w:sz w:val="28"/>
-          <w:szCs w:val="28"/>
-        </w:rPr>
-        <w:t xml:space="preserve"> </w:t>
-      </w:r>
-      <w:r>
-        <w:rPr>
-          <w:b/>
-          <w:sz w:val="28"/>
-          <w:szCs w:val="28"/>
-        </w:rPr>
-        <w:t>bản</w:t>
-      </w:r>
-      <w:r>
-        <w:rPr>
-          <w:b/>
-          <w:sz w:val="28"/>
-          <w:szCs w:val="28"/>
-        </w:rPr>
-        <w:t>:</w:t>
+        <w:t>Tên văn bản:</w:t>
       </w:r>
       <w:r>
         <w:rPr>
@@ -371,63 +223,7 @@
           <w:sz w:val="28"/>
           <w:szCs w:val="28"/>
         </w:rPr>
-        <w:t xml:space="preserve"> </w:t>
-      </w:r>
-      <w:r>
-        <w:rPr>
-          <w:sz w:val="28"/>
-          <w:szCs w:val="28"/>
-        </w:rPr>
-        <w:t>Trình</w:t>
-      </w:r>
-      <w:r>
-        <w:rPr>
-          <w:sz w:val="28"/>
-          <w:szCs w:val="28"/>
-        </w:rPr>
-        <w:t xml:space="preserve"> </w:t>
-      </w:r>
-      <w:r>
-        <w:rPr>
-          <w:sz w:val="28"/>
-          <w:szCs w:val="28"/>
-        </w:rPr>
-        <w:t>ký</w:t>
-      </w:r>
-      <w:r>
-        <w:rPr>
-          <w:sz w:val="28"/>
-          <w:szCs w:val="28"/>
-        </w:rPr>
-        <w:t xml:space="preserve"> </w:t>
-      </w:r>
-      <w:r>
-        <w:rPr>
-          <w:sz w:val="28"/>
-          <w:szCs w:val="28"/>
-        </w:rPr>
-        <w:t>Hồ</w:t>
-      </w:r>
-      <w:r>
-        <w:rPr>
-          <w:sz w:val="28"/>
-          <w:szCs w:val="28"/>
-        </w:rPr>
-        <w:t xml:space="preserve"> </w:t>
-      </w:r>
-      <w:r>
-        <w:rPr>
-          <w:sz w:val="28"/>
-          <w:szCs w:val="28"/>
-        </w:rPr>
-        <w:t>sơ</w:t>
-      </w:r>
-      <w:r>
-        <w:rPr>
-          <w:sz w:val="28"/>
-          <w:szCs w:val="28"/>
-        </w:rPr>
-        <w:t xml:space="preserve"> </w:t>
+        <w:t xml:space="preserve"> Trình ký Hồ sơ </w:t>
       </w:r>
       <w:r>
         <w:rPr>
@@ -436,70 +232,7 @@
           <w:sz w:val="28"/>
           <w:szCs w:val="28"/>
         </w:rPr>
-        <w:t>phê</w:t>
-      </w:r>
-      <w:r>
-        <w:rPr>
-          <w:bCs/>
-          <w:color w:val="000000"/>
-          <w:sz w:val="28"/>
-          <w:szCs w:val="28"/>
-        </w:rPr>
-        <w:t xml:space="preserve"> </w:t>
-      </w:r>
-      <w:r>
-        <w:rPr>
-          <w:bCs/>
-          <w:color w:val="000000"/>
-          <w:sz w:val="28"/>
-          <w:szCs w:val="28"/>
-        </w:rPr>
-        <w:t>duyệt</w:t>
-      </w:r>
-      <w:r>
-        <w:rPr>
-          <w:bCs/>
-          <w:color w:val="000000"/>
-          <w:sz w:val="28"/>
-          <w:szCs w:val="28"/>
-        </w:rPr>
-        <w:t xml:space="preserve"> </w:t>
-      </w:r>
-      <w:r>
-        <w:rPr>
-          <w:bCs/>
-          <w:color w:val="000000"/>
-          <w:sz w:val="28"/>
-          <w:szCs w:val="28"/>
-        </w:rPr>
-        <w:t>dự</w:t>
-      </w:r>
-      <w:r>
-        <w:rPr>
-          <w:bCs/>
-          <w:color w:val="000000"/>
-          <w:sz w:val="28"/>
-          <w:szCs w:val="28"/>
-        </w:rPr>
-        <w:t xml:space="preserve"> </w:t>
-      </w:r>
-      <w:r>
-        <w:rPr>
-          <w:bCs/>
-          <w:color w:val="000000"/>
-          <w:sz w:val="28"/>
-          <w:szCs w:val="28"/>
-        </w:rPr>
-        <w:t>toán</w:t>
-      </w:r>
-      <w:r>
-        <w:rPr>
-          <w:bCs/>
-          <w:color w:val="000000"/>
-          <w:sz w:val="28"/>
-          <w:szCs w:val="28"/>
-        </w:rPr>
-        <w:t xml:space="preserve"> </w:t>
+        <w:t xml:space="preserve">phê duyệt dự toán </w:t>
       </w:r>
       <w:r>
         <w:rPr>
@@ -507,119 +240,7 @@
           <w:sz w:val="28"/>
           <w:szCs w:val="28"/>
         </w:rPr>
-        <w:t>Gói thầu tư vấn lập hồ sơ mời thầu và đánh giá hồ sơ dự thầu, Gói thầu tư vấn thẩm định hồ sơ mời thầu và kết quả lựa chọn nhà thầu, Gói thầu mua sắm thiết bị công nghệ thông tin</w:t>
-      </w:r>
-      <w:r>
-        <w:rPr>
-          <w:color w:val="000000"/>
-          <w:sz w:val="28"/>
-          <w:szCs w:val="28"/>
-        </w:rPr>
-        <w:t/>
-      </w:r>
-      <w:r>
-        <w:rPr>
-          <w:color w:val="000000"/>
-          <w:sz w:val="28"/>
-          <w:szCs w:val="28"/>
-        </w:rPr>
-        <w:t xml:space="preserve"> </w:t>
-      </w:r>
-      <w:r>
-        <w:rPr>
-          <w:color w:val="000000"/>
-          <w:sz w:val="28"/>
-          <w:szCs w:val="28"/>
-        </w:rPr>
-        <w:t>thuộc</w:t>
-      </w:r>
-      <w:r>
-        <w:rPr>
-          <w:color w:val="000000"/>
-          <w:sz w:val="28"/>
-          <w:szCs w:val="28"/>
-        </w:rPr>
-        <w:t xml:space="preserve"> </w:t>
-      </w:r>
-      <w:r>
-        <w:rPr>
-          <w:color w:val="000000"/>
-          <w:sz w:val="28"/>
-          <w:szCs w:val="28"/>
-        </w:rPr>
-        <w:t>dự</w:t>
-      </w:r>
-      <w:r>
-        <w:rPr>
-          <w:color w:val="000000"/>
-          <w:sz w:val="28"/>
-          <w:szCs w:val="28"/>
-        </w:rPr>
-        <w:t xml:space="preserve"> </w:t>
-      </w:r>
-      <w:r>
-        <w:rPr>
-          <w:color w:val="000000"/>
-          <w:sz w:val="28"/>
-          <w:szCs w:val="28"/>
-        </w:rPr>
-        <w:t>toán</w:t>
-      </w:r>
-      <w:r>
-        <w:rPr>
-          <w:color w:val="000000"/>
-          <w:sz w:val="28"/>
-          <w:szCs w:val="28"/>
-        </w:rPr>
-        <w:t xml:space="preserve"> </w:t>
-      </w:r>
-      <w:r>
-        <w:rPr>
-          <w:color w:val="000000"/>
-          <w:sz w:val="28"/>
-          <w:szCs w:val="28"/>
-        </w:rPr>
-        <w:t>mua</w:t>
-      </w:r>
-      <w:r>
-        <w:rPr>
-          <w:color w:val="000000"/>
-          <w:sz w:val="28"/>
-          <w:szCs w:val="28"/>
-        </w:rPr>
-        <w:t xml:space="preserve"> </w:t>
-      </w:r>
-      <w:r>
-        <w:rPr>
-          <w:color w:val="000000"/>
-          <w:sz w:val="28"/>
-          <w:szCs w:val="28"/>
-        </w:rPr>
-        <w:t>sắm</w:t>
-      </w:r>
-      <w:r>
-        <w:rPr>
-          <w:color w:val="000000"/>
-          <w:sz w:val="28"/>
-          <w:szCs w:val="28"/>
-        </w:rPr>
-        <w:t>: "Dự án đầu tư trang thiết bị công nghệ thông tin năm 2026</w:t>
-      </w:r>
-      <w:r>
-        <w:rPr>
-          <w:color w:val="000000"/>
-          <w:sz w:val="28"/>
-          <w:szCs w:val="28"/>
-        </w:rPr>
-        <w:t/>
-      </w:r>
-      <w:r>
-        <w:rPr>
-          <w:color w:val="000000"/>
-          <w:sz w:val="28"/>
-          <w:szCs w:val="28"/>
-        </w:rPr>
-        <w:t>"</w:t>
+        <w:t>Gói thầu tư vấn lập hồ sơ mời thầu và đánh giá hồ sơ dự thầu, Gói thầu tư vấn thẩm định hồ sơ mời thầu và kết quả lựa chọn nhà thầu, Gói thầu mua sắm thiết bị công nghệ thông tin thuộc dự toán mua sắm: "Dự án đầu tư trang thiết bị công nghệ thông tin năm 2026"</w:t>
       </w:r>
     </w:p>
     <w:p>
@@ -761,70 +382,7 @@
                 <w:sz w:val="28"/>
                 <w:szCs w:val="28"/>
               </w:rPr>
-              <w:t>Tờ</w:t>
-            </w:r>
-            <w:r>
-              <w:rPr>
-                <w:sz w:val="28"/>
-                <w:szCs w:val="28"/>
-              </w:rPr>
-              <w:t xml:space="preserve"> </w:t>
-            </w:r>
-            <w:r>
-              <w:rPr>
-                <w:sz w:val="28"/>
-                <w:szCs w:val="28"/>
-              </w:rPr>
-              <w:t>trình</w:t>
-            </w:r>
-            <w:r>
-              <w:rPr>
-                <w:sz w:val="28"/>
-                <w:szCs w:val="28"/>
-              </w:rPr>
-              <w:t xml:space="preserve"> </w:t>
-            </w:r>
-            <w:r>
-              <w:rPr>
-                <w:sz w:val="28"/>
-                <w:szCs w:val="28"/>
-              </w:rPr>
-              <w:t>và</w:t>
-            </w:r>
-            <w:r>
-              <w:rPr>
-                <w:sz w:val="28"/>
-                <w:szCs w:val="28"/>
-              </w:rPr>
-              <w:t xml:space="preserve"> QĐ </w:t>
-            </w:r>
-            <w:r>
-              <w:rPr>
-                <w:sz w:val="28"/>
-                <w:szCs w:val="28"/>
-              </w:rPr>
-              <w:t>phê</w:t>
-            </w:r>
-            <w:r>
-              <w:rPr>
-                <w:sz w:val="28"/>
-                <w:szCs w:val="28"/>
-              </w:rPr>
-              <w:t xml:space="preserve"> </w:t>
-            </w:r>
-            <w:r>
-              <w:rPr>
-                <w:sz w:val="28"/>
-                <w:szCs w:val="28"/>
-              </w:rPr>
-              <w:t>duyệt</w:t>
-            </w:r>
-            <w:r>
-              <w:rPr>
-                <w:sz w:val="28"/>
-                <w:szCs w:val="28"/>
-              </w:rPr>
-              <w:t xml:space="preserve"> </w:t>
+              <w:t xml:space="preserve">Tờ trình và QĐ phê duyệt </w:t>
             </w:r>
             <w:r>
               <w:rPr>
@@ -833,34 +391,7 @@
                 <w:sz w:val="28"/>
                 <w:szCs w:val="28"/>
               </w:rPr>
-              <w:t>dự</w:t>
-            </w:r>
-            <w:r>
-              <w:rPr>
-                <w:bCs/>
-                <w:color w:val="000000"/>
-                <w:sz w:val="28"/>
-                <w:szCs w:val="28"/>
-              </w:rPr>
-              <w:t xml:space="preserve"> </w:t>
-            </w:r>
-            <w:r>
-              <w:rPr>
-                <w:bCs/>
-                <w:color w:val="000000"/>
-                <w:sz w:val="28"/>
-                <w:szCs w:val="28"/>
-              </w:rPr>
-              <w:t>toán</w:t>
-            </w:r>
-            <w:r>
-              <w:rPr>
-                <w:bCs/>
-                <w:color w:val="000000"/>
-                <w:sz w:val="28"/>
-                <w:szCs w:val="28"/>
-              </w:rPr>
-              <w:t xml:space="preserve"> </w:t>
+              <w:t xml:space="preserve">dự toán </w:t>
             </w:r>
             <w:r>
               <w:rPr>
@@ -868,119 +399,7 @@
                 <w:sz w:val="28"/>
                 <w:szCs w:val="28"/>
               </w:rPr>
-              <w:t>Gói thầu tư vấn lập hồ sơ mời thầu và đánh giá hồ sơ dự thầu, Gói thầu tư vấn thẩm định hồ sơ mời thầu và kết quả lựa chọn nhà thầu, Gói thầu mua sắm thiết bị công nghệ thông tin</w:t>
-            </w:r>
-            <w:r>
-              <w:rPr>
-                <w:color w:val="000000"/>
-                <w:sz w:val="28"/>
-                <w:szCs w:val="28"/>
-              </w:rPr>
-              <w:t/>
-            </w:r>
-            <w:r>
-              <w:rPr>
-                <w:color w:val="000000"/>
-                <w:sz w:val="28"/>
-                <w:szCs w:val="28"/>
-              </w:rPr>
-              <w:t xml:space="preserve"> </w:t>
-            </w:r>
-            <w:r>
-              <w:rPr>
-                <w:color w:val="000000"/>
-                <w:sz w:val="28"/>
-                <w:szCs w:val="28"/>
-              </w:rPr>
-              <w:t>thuộc</w:t>
-            </w:r>
-            <w:r>
-              <w:rPr>
-                <w:color w:val="000000"/>
-                <w:sz w:val="28"/>
-                <w:szCs w:val="28"/>
-              </w:rPr>
-              <w:t xml:space="preserve"> </w:t>
-            </w:r>
-            <w:r>
-              <w:rPr>
-                <w:color w:val="000000"/>
-                <w:sz w:val="28"/>
-                <w:szCs w:val="28"/>
-              </w:rPr>
-              <w:t>dự</w:t>
-            </w:r>
-            <w:r>
-              <w:rPr>
-                <w:color w:val="000000"/>
-                <w:sz w:val="28"/>
-                <w:szCs w:val="28"/>
-              </w:rPr>
-              <w:t xml:space="preserve"> </w:t>
-            </w:r>
-            <w:r>
-              <w:rPr>
-                <w:color w:val="000000"/>
-                <w:sz w:val="28"/>
-                <w:szCs w:val="28"/>
-              </w:rPr>
-              <w:t>toán</w:t>
-            </w:r>
-            <w:r>
-              <w:rPr>
-                <w:color w:val="000000"/>
-                <w:sz w:val="28"/>
-                <w:szCs w:val="28"/>
-              </w:rPr>
-              <w:t xml:space="preserve"> </w:t>
-            </w:r>
-            <w:r>
-              <w:rPr>
-                <w:color w:val="000000"/>
-                <w:sz w:val="28"/>
-                <w:szCs w:val="28"/>
-              </w:rPr>
-              <w:t>mua</w:t>
-            </w:r>
-            <w:r>
-              <w:rPr>
-                <w:color w:val="000000"/>
-                <w:sz w:val="28"/>
-                <w:szCs w:val="28"/>
-              </w:rPr>
-              <w:t xml:space="preserve"> </w:t>
-            </w:r>
-            <w:r>
-              <w:rPr>
-                <w:color w:val="000000"/>
-                <w:sz w:val="28"/>
-                <w:szCs w:val="28"/>
-              </w:rPr>
-              <w:t>sắm</w:t>
-            </w:r>
-            <w:r>
-              <w:rPr>
-                <w:color w:val="000000"/>
-                <w:sz w:val="28"/>
-                <w:szCs w:val="28"/>
-              </w:rPr>
-              <w:t>: "Dự án đầu tư trang thiết bị công nghệ thông tin năm 2026</w:t>
-            </w:r>
-            <w:r>
-              <w:rPr>
-                <w:color w:val="000000"/>
-                <w:sz w:val="28"/>
-                <w:szCs w:val="28"/>
-              </w:rPr>
-              <w:t/>
-            </w:r>
-            <w:r>
-              <w:rPr>
-                <w:color w:val="000000"/>
-                <w:sz w:val="28"/>
-                <w:szCs w:val="28"/>
-              </w:rPr>
-              <w:t>"</w:t>
+              <w:t>Gói thầu tư vấn lập hồ sơ mời thầu và đánh giá hồ sơ dự thầu, Gói thầu tư vấn thẩm định hồ sơ mời thầu và kết quả lựa chọn nhà thầu, Gói thầu mua sắm thiết bị công nghệ thông tin thuộc dự toán mua sắm: "Dự án đầu tư trang thiết bị công nghệ thông tin năm 2026"</w:t>
             </w:r>
           </w:p>
         </w:tc>
@@ -1070,55 +489,7 @@
                 <w:sz w:val="22"/>
                 <w:szCs w:val="22"/>
               </w:rPr>
-              <w:t>Người</w:t>
-            </w:r>
-            <w:r>
-              <w:rPr>
-                <w:b/>
-                <w:sz w:val="22"/>
-                <w:szCs w:val="22"/>
-              </w:rPr>
-              <w:t xml:space="preserve"> </w:t>
-            </w:r>
-            <w:r>
-              <w:rPr>
-                <w:b/>
-                <w:sz w:val="22"/>
-                <w:szCs w:val="22"/>
-              </w:rPr>
-              <w:t>soạn</w:t>
-            </w:r>
-            <w:r>
-              <w:rPr>
-                <w:b/>
-                <w:sz w:val="22"/>
-                <w:szCs w:val="22"/>
-              </w:rPr>
-              <w:t xml:space="preserve"> </w:t>
-            </w:r>
-            <w:r>
-              <w:rPr>
-                <w:b/>
-                <w:sz w:val="22"/>
-                <w:szCs w:val="22"/>
-              </w:rPr>
-              <w:t>văn</w:t>
-            </w:r>
-            <w:r>
-              <w:rPr>
-                <w:b/>
-                <w:sz w:val="22"/>
-                <w:szCs w:val="22"/>
-              </w:rPr>
-              <w:t xml:space="preserve"> </w:t>
-            </w:r>
-            <w:r>
-              <w:rPr>
-                <w:b/>
-                <w:sz w:val="22"/>
-                <w:szCs w:val="22"/>
-              </w:rPr>
-              <w:t>bản</w:t>
+              <w:t>Người soạn văn bản</w:t>
             </w:r>
             <w:r>
               <w:rPr>
@@ -1141,42 +512,7 @@
                 <w:sz w:val="22"/>
                 <w:szCs w:val="22"/>
               </w:rPr>
-              <w:t>Ngày</w:t>
-            </w:r>
-            <w:r>
-              <w:rPr>
-                <w:sz w:val="22"/>
-                <w:szCs w:val="22"/>
-              </w:rPr>
-              <w:t xml:space="preserve"> …</w:t>
-            </w:r>
-            <w:r>
-              <w:rPr>
-                <w:sz w:val="22"/>
-                <w:szCs w:val="22"/>
-              </w:rPr>
-              <w:t>…..</w:t>
-            </w:r>
-            <w:r>
-              <w:rPr>
-                <w:sz w:val="22"/>
-                <w:szCs w:val="22"/>
-              </w:rPr>
-              <w:t>/</w:t>
-            </w:r>
-            <w:r>
-              <w:rPr>
-                <w:sz w:val="22"/>
-                <w:szCs w:val="22"/>
-              </w:rPr>
-              <w:t>…..</w:t>
-            </w:r>
-            <w:r>
-              <w:rPr>
-                <w:sz w:val="22"/>
-                <w:szCs w:val="22"/>
-              </w:rPr>
-              <w:t>/2026</w:t>
+              <w:t>Ngày 30 tháng 7 năm 2026</w:t>
             </w:r>
           </w:p>
           <w:p>
@@ -1219,7 +555,7 @@
                 <w:sz w:val="22"/>
                 <w:szCs w:val="22"/>
               </w:rPr>
-              <w:t/>
+              <w:t>Nguyễn Văn Soạn</w:t>
             </w:r>
             <w:r>
               <w:t/>
@@ -1274,60 +610,11 @@
                 <w:sz w:val="22"/>
                 <w:szCs w:val="22"/>
               </w:rPr>
-              <w:t>Thủ</w:t>
-            </w:r>
-            <w:r>
-              <w:rPr>
-                <w:b/>
-                <w:sz w:val="22"/>
-                <w:szCs w:val="22"/>
-              </w:rPr>
-              <w:t xml:space="preserve"> </w:t>
-            </w:r>
-            <w:r>
-              <w:rPr>
-                <w:b/>
-                <w:sz w:val="22"/>
-                <w:szCs w:val="22"/>
-              </w:rPr>
-              <w:t>trưởng</w:t>
-            </w:r>
-            <w:r>
-              <w:rPr>
-                <w:b/>
-                <w:sz w:val="22"/>
-                <w:szCs w:val="22"/>
-              </w:rPr>
-              <w:t xml:space="preserve"> </w:t>
-            </w:r>
-            <w:r>
-              <w:rPr>
-                <w:b/>
-                <w:sz w:val="22"/>
-                <w:szCs w:val="22"/>
-              </w:rPr>
-              <w:t>đơn</w:t>
-            </w:r>
-            <w:r>
-              <w:rPr>
-                <w:b/>
-                <w:sz w:val="22"/>
-                <w:szCs w:val="22"/>
-              </w:rPr>
-              <w:t xml:space="preserve"> </w:t>
-            </w:r>
-            <w:r>
-              <w:rPr>
-                <w:b/>
-                <w:sz w:val="22"/>
-                <w:szCs w:val="22"/>
-              </w:rPr>
-              <w:t>vị</w:t>
+              <w:t>Thủ trưởng đơn vị</w:t>
             </w:r>
           </w:p>
           <w:p>
             <w:pPr>
-              <w:spacing w:before="40" w:after="20"/>
               <w:jc w:val="center"/>
               <w:rPr>
                 <w:sz w:val="22"/>
@@ -1339,28 +626,7 @@
                 <w:sz w:val="22"/>
                 <w:szCs w:val="22"/>
               </w:rPr>
-              <w:t>Ngày</w:t>
-            </w:r>
-            <w:r>
-              <w:rPr>
-                <w:sz w:val="22"/>
-                <w:szCs w:val="22"/>
-              </w:rPr>
-              <w:t xml:space="preserve"> </w:t>
-            </w:r>
-            <w:r>
-              <w:rPr>
-                <w:sz w:val="22"/>
-                <w:szCs w:val="22"/>
-              </w:rPr>
-              <w:t>…..</w:t>
-            </w:r>
-            <w:r>
-              <w:rPr>
-                <w:sz w:val="22"/>
-                <w:szCs w:val="22"/>
-              </w:rPr>
-              <w:t>/……/2026</w:t>
+              <w:t>Ngày 30 tháng 7 năm 2026</w:t>
             </w:r>
           </w:p>
           <w:p>
@@ -1389,13 +655,7 @@
               <w:jc w:val="center"/>
             </w:pPr>
             <w:r>
-              <w:t/>
-            </w:r>
-            <w:r>
-              <w:t/>
-            </w:r>
-            <w:r>
-              <w:t/>
+              <w:t>Trần Văn Trưởng</w:t>
             </w:r>
           </w:p>
         </w:tc>
@@ -1554,55 +814,7 @@
                 <w:sz w:val="22"/>
                 <w:szCs w:val="22"/>
               </w:rPr>
-              <w:t>Thủ</w:t>
-            </w:r>
-            <w:r>
-              <w:rPr>
-                <w:b/>
-                <w:sz w:val="22"/>
-                <w:szCs w:val="22"/>
-              </w:rPr>
-              <w:t xml:space="preserve"> </w:t>
-            </w:r>
-            <w:r>
-              <w:rPr>
-                <w:b/>
-                <w:sz w:val="22"/>
-                <w:szCs w:val="22"/>
-              </w:rPr>
-              <w:t>trưởng</w:t>
-            </w:r>
-            <w:r>
-              <w:rPr>
-                <w:b/>
-                <w:sz w:val="22"/>
-                <w:szCs w:val="22"/>
-              </w:rPr>
-              <w:t xml:space="preserve"> </w:t>
-            </w:r>
-            <w:r>
-              <w:rPr>
-                <w:b/>
-                <w:sz w:val="22"/>
-                <w:szCs w:val="22"/>
-              </w:rPr>
-              <w:t>đơn</w:t>
-            </w:r>
-            <w:r>
-              <w:rPr>
-                <w:b/>
-                <w:sz w:val="22"/>
-                <w:szCs w:val="22"/>
-              </w:rPr>
-              <w:t xml:space="preserve"> </w:t>
-            </w:r>
-            <w:r>
-              <w:rPr>
-                <w:b/>
-                <w:sz w:val="22"/>
-                <w:szCs w:val="22"/>
-              </w:rPr>
-              <w:t>vị</w:t>
+              <w:t>Thủ trưởng đơn vị</w:t>
             </w:r>
           </w:p>
           <w:p>
@@ -1619,28 +831,7 @@
                 <w:sz w:val="22"/>
                 <w:szCs w:val="22"/>
               </w:rPr>
-              <w:t>Ngày</w:t>
-            </w:r>
-            <w:r>
-              <w:rPr>
-                <w:sz w:val="22"/>
-                <w:szCs w:val="22"/>
-              </w:rPr>
-              <w:t xml:space="preserve"> </w:t>
-            </w:r>
-            <w:r>
-              <w:rPr>
-                <w:sz w:val="22"/>
-                <w:szCs w:val="22"/>
-              </w:rPr>
-              <w:t>…..</w:t>
-            </w:r>
-            <w:r>
-              <w:rPr>
-                <w:sz w:val="22"/>
-                <w:szCs w:val="22"/>
-              </w:rPr>
-              <w:t>/……/2026</w:t>
+              <w:t>Ngày 30 tháng 7 năm 2026</w:t>
             </w:r>
           </w:p>
           <w:p>
@@ -1687,13 +878,7 @@
               <w:jc w:val="center"/>
             </w:pPr>
             <w:r>
-              <w:t/>
-            </w:r>
-            <w:r>
-              <w:t/>
-            </w:r>
-            <w:r>
-              <w:t/>
+              <w:t>Trần Văn Trưởng</w:t>
             </w:r>
           </w:p>
           <w:p>
@@ -1788,169 +973,7 @@
                 <w:sz w:val="22"/>
                 <w:szCs w:val="22"/>
               </w:rPr>
-              <w:t xml:space="preserve">3.1. Ý </w:t>
-            </w:r>
-            <w:r>
-              <w:rPr>
-                <w:b/>
-                <w:i/>
-                <w:sz w:val="22"/>
-                <w:szCs w:val="22"/>
-              </w:rPr>
-              <w:t>kiến</w:t>
-            </w:r>
-            <w:r>
-              <w:rPr>
-                <w:b/>
-                <w:i/>
-                <w:sz w:val="22"/>
-                <w:szCs w:val="22"/>
-              </w:rPr>
-              <w:t xml:space="preserve"> </w:t>
-            </w:r>
-            <w:r>
-              <w:rPr>
-                <w:b/>
-                <w:i/>
-                <w:sz w:val="22"/>
-                <w:szCs w:val="22"/>
-              </w:rPr>
-              <w:t>Phòng</w:t>
-            </w:r>
-            <w:r>
-              <w:rPr>
-                <w:b/>
-                <w:i/>
-                <w:sz w:val="22"/>
-                <w:szCs w:val="22"/>
-              </w:rPr>
-              <w:t xml:space="preserve"> HC-TH </w:t>
-            </w:r>
-            <w:r>
-              <w:rPr>
-                <w:b/>
-                <w:i/>
-                <w:sz w:val="22"/>
-                <w:szCs w:val="22"/>
-              </w:rPr>
-              <w:t>thẩm</w:t>
-            </w:r>
-            <w:r>
-              <w:rPr>
-                <w:b/>
-                <w:i/>
-                <w:sz w:val="22"/>
-                <w:szCs w:val="22"/>
-              </w:rPr>
-              <w:t xml:space="preserve"> </w:t>
-            </w:r>
-            <w:r>
-              <w:rPr>
-                <w:b/>
-                <w:i/>
-                <w:sz w:val="22"/>
-                <w:szCs w:val="22"/>
-              </w:rPr>
-              <w:t>định</w:t>
-            </w:r>
-            <w:r>
-              <w:rPr>
-                <w:b/>
-                <w:i/>
-                <w:sz w:val="22"/>
-                <w:szCs w:val="22"/>
-              </w:rPr>
-              <w:t xml:space="preserve"> </w:t>
-            </w:r>
-            <w:r>
-              <w:rPr>
-                <w:b/>
-                <w:i/>
-                <w:sz w:val="22"/>
-                <w:szCs w:val="22"/>
-              </w:rPr>
-              <w:t>về</w:t>
-            </w:r>
-            <w:r>
-              <w:rPr>
-                <w:b/>
-                <w:i/>
-                <w:sz w:val="22"/>
-                <w:szCs w:val="22"/>
-              </w:rPr>
-              <w:t xml:space="preserve"> </w:t>
-            </w:r>
-            <w:r>
-              <w:rPr>
-                <w:b/>
-                <w:i/>
-                <w:sz w:val="22"/>
-                <w:szCs w:val="22"/>
-              </w:rPr>
-              <w:t>thể</w:t>
-            </w:r>
-            <w:r>
-              <w:rPr>
-                <w:b/>
-                <w:i/>
-                <w:sz w:val="22"/>
-                <w:szCs w:val="22"/>
-              </w:rPr>
-              <w:t xml:space="preserve"> </w:t>
-            </w:r>
-            <w:r>
-              <w:rPr>
-                <w:b/>
-                <w:i/>
-                <w:sz w:val="22"/>
-                <w:szCs w:val="22"/>
-              </w:rPr>
-              <w:t>thức</w:t>
-            </w:r>
-            <w:r>
-              <w:rPr>
-                <w:b/>
-                <w:i/>
-                <w:sz w:val="22"/>
-                <w:szCs w:val="22"/>
-              </w:rPr>
-              <w:t xml:space="preserve">, </w:t>
-            </w:r>
-            <w:r>
-              <w:rPr>
-                <w:b/>
-                <w:i/>
-                <w:sz w:val="22"/>
-                <w:szCs w:val="22"/>
-              </w:rPr>
-              <w:t>pháp</w:t>
-            </w:r>
-            <w:r>
-              <w:rPr>
-                <w:b/>
-                <w:i/>
-                <w:sz w:val="22"/>
-                <w:szCs w:val="22"/>
-              </w:rPr>
-              <w:t xml:space="preserve"> </w:t>
-            </w:r>
-            <w:r>
-              <w:rPr>
-                <w:b/>
-                <w:i/>
-                <w:sz w:val="22"/>
-                <w:szCs w:val="22"/>
-              </w:rPr>
-              <w:t>chế</w:t>
-            </w:r>
-            <w:r>
-              <w:rPr>
-                <w:b/>
-                <w:i/>
-                <w:sz w:val="22"/>
-                <w:szCs w:val="22"/>
-              </w:rPr>
-              <w:t xml:space="preserve"> </w:t>
+              <w:t xml:space="preserve">3.1. Ý kiến Phòng HC-TH thẩm định về thể thức, pháp chế </w:t>
             </w:r>
           </w:p>
         </w:tc>
@@ -1982,97 +1005,7 @@
                 <w:sz w:val="22"/>
                 <w:szCs w:val="22"/>
               </w:rPr>
-              <w:t xml:space="preserve">3.2. Ý </w:t>
-            </w:r>
-            <w:r>
-              <w:rPr>
-                <w:b/>
-                <w:i/>
-                <w:sz w:val="22"/>
-                <w:szCs w:val="22"/>
-              </w:rPr>
-              <w:t>kiến</w:t>
-            </w:r>
-            <w:r>
-              <w:rPr>
-                <w:b/>
-                <w:i/>
-                <w:sz w:val="22"/>
-                <w:szCs w:val="22"/>
-              </w:rPr>
-              <w:t xml:space="preserve"> </w:t>
-            </w:r>
-            <w:r>
-              <w:rPr>
-                <w:b/>
-                <w:i/>
-                <w:sz w:val="22"/>
-                <w:szCs w:val="22"/>
-              </w:rPr>
-              <w:t>Phòng</w:t>
-            </w:r>
-            <w:r>
-              <w:rPr>
-                <w:b/>
-                <w:i/>
-                <w:sz w:val="22"/>
-                <w:szCs w:val="22"/>
-              </w:rPr>
-              <w:t xml:space="preserve"> Quản </w:t>
-            </w:r>
-            <w:r>
-              <w:rPr>
-                <w:b/>
-                <w:i/>
-                <w:sz w:val="22"/>
-                <w:szCs w:val="22"/>
-              </w:rPr>
-              <w:t>trị</w:t>
-            </w:r>
-            <w:r>
-              <w:rPr>
-                <w:b/>
-                <w:i/>
-                <w:sz w:val="22"/>
-                <w:szCs w:val="22"/>
-              </w:rPr>
-              <w:t xml:space="preserve"> (</w:t>
-            </w:r>
-            <w:r>
-              <w:rPr>
-                <w:b/>
-                <w:i/>
-                <w:sz w:val="22"/>
-                <w:szCs w:val="22"/>
-              </w:rPr>
-              <w:t>nếu</w:t>
-            </w:r>
-            <w:r>
-              <w:rPr>
-                <w:b/>
-                <w:i/>
-                <w:sz w:val="22"/>
-                <w:szCs w:val="22"/>
-              </w:rPr>
-              <w:t xml:space="preserve"> </w:t>
-            </w:r>
-            <w:r>
-              <w:rPr>
-                <w:b/>
-                <w:i/>
-                <w:sz w:val="22"/>
-                <w:szCs w:val="22"/>
-              </w:rPr>
-              <w:t>có</w:t>
-            </w:r>
-            <w:r>
-              <w:rPr>
-                <w:b/>
-                <w:i/>
-                <w:sz w:val="22"/>
-                <w:szCs w:val="22"/>
-              </w:rPr>
-              <w:t>)</w:t>
+              <w:t>3.2. Ý kiến Phòng Quản trị (nếu có)</w:t>
             </w:r>
           </w:p>
           <w:p>
@@ -2188,84 +1121,7 @@
                 <w:sz w:val="22"/>
                 <w:szCs w:val="22"/>
               </w:rPr>
-              <w:t xml:space="preserve">3.3. Ý </w:t>
-            </w:r>
-            <w:r>
-              <w:rPr>
-                <w:rFonts w:ascii="Times New Roman Bold Italic" w:hAnsi="Times New Roman Bold Italic"/>
-                <w:b/>
-                <w:i/>
-                <w:spacing w:val="-6"/>
-                <w:sz w:val="22"/>
-                <w:szCs w:val="22"/>
-              </w:rPr>
-              <w:t>kiến</w:t>
-            </w:r>
-            <w:r>
-              <w:rPr>
-                <w:rFonts w:ascii="Times New Roman Bold Italic" w:hAnsi="Times New Roman Bold Italic"/>
-                <w:b/>
-                <w:i/>
-                <w:spacing w:val="-6"/>
-                <w:sz w:val="22"/>
-                <w:szCs w:val="22"/>
-              </w:rPr>
-              <w:t xml:space="preserve"> </w:t>
-            </w:r>
-            <w:r>
-              <w:rPr>
-                <w:rFonts w:ascii="Times New Roman Bold Italic" w:hAnsi="Times New Roman Bold Italic"/>
-                <w:b/>
-                <w:i/>
-                <w:spacing w:val="-6"/>
-                <w:sz w:val="22"/>
-                <w:szCs w:val="22"/>
-              </w:rPr>
-              <w:t>Kế</w:t>
-            </w:r>
-            <w:r>
-              <w:rPr>
-                <w:rFonts w:ascii="Times New Roman Bold Italic" w:hAnsi="Times New Roman Bold Italic"/>
-                <w:b/>
-                <w:i/>
-                <w:spacing w:val="-6"/>
-                <w:sz w:val="22"/>
-                <w:szCs w:val="22"/>
-              </w:rPr>
-              <w:t xml:space="preserve"> </w:t>
-            </w:r>
-            <w:r>
-              <w:rPr>
-                <w:rFonts w:ascii="Times New Roman Bold Italic" w:hAnsi="Times New Roman Bold Italic"/>
-                <w:b/>
-                <w:i/>
-                <w:spacing w:val="-6"/>
-                <w:sz w:val="22"/>
-                <w:szCs w:val="22"/>
-              </w:rPr>
-              <w:t>toán</w:t>
-            </w:r>
-            <w:r>
-              <w:rPr>
-                <w:rFonts w:ascii="Times New Roman Bold Italic" w:hAnsi="Times New Roman Bold Italic"/>
-                <w:b/>
-                <w:i/>
-                <w:spacing w:val="-6"/>
-                <w:sz w:val="22"/>
-                <w:szCs w:val="22"/>
-              </w:rPr>
-              <w:t xml:space="preserve"> </w:t>
-            </w:r>
-            <w:r>
-              <w:rPr>
-                <w:rFonts w:ascii="Times New Roman Bold Italic" w:hAnsi="Times New Roman Bold Italic"/>
-                <w:b/>
-                <w:i/>
-                <w:spacing w:val="-6"/>
-                <w:sz w:val="22"/>
-                <w:szCs w:val="22"/>
-              </w:rPr>
-              <w:t>trưởng</w:t>
+              <w:t>3.3. Ý kiến Kế toán trưởng</w:t>
             </w:r>
             <w:r>
               <w:rPr>
@@ -2274,43 +1130,7 @@
                 <w:sz w:val="22"/>
                 <w:szCs w:val="22"/>
               </w:rPr>
-              <w:t xml:space="preserve"> (</w:t>
-            </w:r>
-            <w:r>
-              <w:rPr>
-                <w:b/>
-                <w:i/>
-                <w:sz w:val="22"/>
-                <w:szCs w:val="22"/>
-              </w:rPr>
-              <w:t>nếu</w:t>
-            </w:r>
-            <w:r>
-              <w:rPr>
-                <w:b/>
-                <w:i/>
-                <w:sz w:val="22"/>
-                <w:szCs w:val="22"/>
-              </w:rPr>
-              <w:t xml:space="preserve"> </w:t>
-            </w:r>
-            <w:r>
-              <w:rPr>
-                <w:b/>
-                <w:i/>
-                <w:sz w:val="22"/>
-                <w:szCs w:val="22"/>
-              </w:rPr>
-              <w:t>có</w:t>
-            </w:r>
-            <w:r>
-              <w:rPr>
-                <w:b/>
-                <w:i/>
-                <w:sz w:val="22"/>
-                <w:szCs w:val="22"/>
-              </w:rPr>
-              <w:t>)</w:t>
+              <w:t xml:space="preserve"> (nếu có)</w:t>
             </w:r>
           </w:p>
         </w:tc>
@@ -2349,88 +1169,7 @@
                 <w:sz w:val="22"/>
                 <w:szCs w:val="22"/>
               </w:rPr>
-              <w:t xml:space="preserve">3.3. Ý </w:t>
-            </w:r>
-            <w:r>
-              <w:rPr>
-                <w:b/>
-                <w:i/>
-                <w:sz w:val="22"/>
-                <w:szCs w:val="22"/>
-              </w:rPr>
-              <w:t>kiến</w:t>
-            </w:r>
-            <w:r>
-              <w:rPr>
-                <w:b/>
-                <w:i/>
-                <w:sz w:val="22"/>
-                <w:szCs w:val="22"/>
-              </w:rPr>
-              <w:t xml:space="preserve"> </w:t>
-            </w:r>
-            <w:r>
-              <w:rPr>
-                <w:b/>
-                <w:i/>
-                <w:sz w:val="22"/>
-                <w:szCs w:val="22"/>
-              </w:rPr>
-              <w:t>của</w:t>
-            </w:r>
-            <w:r>
-              <w:rPr>
-                <w:b/>
-                <w:i/>
-                <w:sz w:val="22"/>
-                <w:szCs w:val="22"/>
-              </w:rPr>
-              <w:t xml:space="preserve"> </w:t>
-            </w:r>
-            <w:r>
-              <w:rPr>
-                <w:b/>
-                <w:i/>
-                <w:sz w:val="22"/>
-                <w:szCs w:val="22"/>
-              </w:rPr>
-              <w:t>lãnh</w:t>
-            </w:r>
-            <w:r>
-              <w:rPr>
-                <w:b/>
-                <w:i/>
-                <w:sz w:val="22"/>
-                <w:szCs w:val="22"/>
-              </w:rPr>
-              <w:t xml:space="preserve"> </w:t>
-            </w:r>
-            <w:r>
-              <w:rPr>
-                <w:b/>
-                <w:i/>
-                <w:sz w:val="22"/>
-                <w:szCs w:val="22"/>
-              </w:rPr>
-              <w:t>đạo</w:t>
-            </w:r>
-            <w:r>
-              <w:rPr>
-                <w:b/>
-                <w:i/>
-                <w:sz w:val="22"/>
-                <w:szCs w:val="22"/>
-              </w:rPr>
-              <w:t xml:space="preserve"> Văn </w:t>
-            </w:r>
-            <w:r>
-              <w:rPr>
-                <w:b/>
-                <w:i/>
-                <w:sz w:val="22"/>
-                <w:szCs w:val="22"/>
-              </w:rPr>
-              <w:t>phòng</w:t>
+              <w:t>3.3. Ý kiến của lãnh đạo Văn phòng</w:t>
             </w:r>
           </w:p>
         </w:tc>
@@ -2516,205 +1255,7 @@
                 <w:sz w:val="22"/>
                 <w:szCs w:val="22"/>
               </w:rPr>
-              <w:t xml:space="preserve">3.4. Ý </w:t>
-            </w:r>
-            <w:r>
-              <w:rPr>
-                <w:b/>
-                <w:i/>
-                <w:sz w:val="22"/>
-                <w:szCs w:val="22"/>
-              </w:rPr>
-              <w:t>kiến</w:t>
-            </w:r>
-            <w:r>
-              <w:rPr>
-                <w:b/>
-                <w:i/>
-                <w:sz w:val="22"/>
-                <w:szCs w:val="22"/>
-              </w:rPr>
-              <w:t xml:space="preserve"> </w:t>
-            </w:r>
-            <w:r>
-              <w:rPr>
-                <w:b/>
-                <w:i/>
-                <w:sz w:val="22"/>
-                <w:szCs w:val="22"/>
-              </w:rPr>
-              <w:t>của</w:t>
-            </w:r>
-            <w:r>
-              <w:rPr>
-                <w:b/>
-                <w:i/>
-                <w:sz w:val="22"/>
-                <w:szCs w:val="22"/>
-              </w:rPr>
-              <w:t xml:space="preserve"> </w:t>
-            </w:r>
-            <w:r>
-              <w:rPr>
-                <w:b/>
-                <w:i/>
-                <w:sz w:val="22"/>
-                <w:szCs w:val="22"/>
-              </w:rPr>
-              <w:t>lãnh</w:t>
-            </w:r>
-            <w:r>
-              <w:rPr>
-                <w:b/>
-                <w:i/>
-                <w:sz w:val="22"/>
-                <w:szCs w:val="22"/>
-              </w:rPr>
-              <w:t xml:space="preserve"> </w:t>
-            </w:r>
-            <w:r>
-              <w:rPr>
-                <w:b/>
-                <w:i/>
-                <w:sz w:val="22"/>
-                <w:szCs w:val="22"/>
-              </w:rPr>
-              <w:t>đạo</w:t>
-            </w:r>
-            <w:r>
-              <w:rPr>
-                <w:b/>
-                <w:i/>
-                <w:sz w:val="22"/>
-                <w:szCs w:val="22"/>
-              </w:rPr>
-              <w:t xml:space="preserve"> </w:t>
-            </w:r>
-            <w:r>
-              <w:rPr>
-                <w:b/>
-                <w:i/>
-                <w:sz w:val="22"/>
-                <w:szCs w:val="22"/>
-              </w:rPr>
-              <w:t>Đơn</w:t>
-            </w:r>
-            <w:r>
-              <w:rPr>
-                <w:b/>
-                <w:i/>
-                <w:sz w:val="22"/>
-                <w:szCs w:val="22"/>
-              </w:rPr>
-              <w:t xml:space="preserve"> </w:t>
-            </w:r>
-            <w:r>
-              <w:rPr>
-                <w:b/>
-                <w:i/>
-                <w:sz w:val="22"/>
-                <w:szCs w:val="22"/>
-              </w:rPr>
-              <w:t>vị</w:t>
-            </w:r>
-            <w:r>
-              <w:rPr>
-                <w:b/>
-                <w:i/>
-                <w:sz w:val="22"/>
-                <w:szCs w:val="22"/>
-              </w:rPr>
-              <w:t xml:space="preserve"> (Trung </w:t>
-            </w:r>
-            <w:r>
-              <w:rPr>
-                <w:b/>
-                <w:i/>
-                <w:sz w:val="22"/>
-                <w:szCs w:val="22"/>
-              </w:rPr>
-              <w:t>tâm</w:t>
-            </w:r>
-            <w:r>
-              <w:rPr>
-                <w:b/>
-                <w:i/>
-                <w:sz w:val="22"/>
-                <w:szCs w:val="22"/>
-              </w:rPr>
-              <w:t xml:space="preserve"> </w:t>
-            </w:r>
-            <w:r>
-              <w:rPr>
-                <w:b/>
-                <w:i/>
-                <w:sz w:val="22"/>
-                <w:szCs w:val="22"/>
-              </w:rPr>
-              <w:t>Xuất</w:t>
-            </w:r>
-            <w:r>
-              <w:rPr>
-                <w:b/>
-                <w:i/>
-                <w:sz w:val="22"/>
-                <w:szCs w:val="22"/>
-              </w:rPr>
-              <w:t xml:space="preserve"> </w:t>
-            </w:r>
-            <w:r>
-              <w:rPr>
-                <w:b/>
-                <w:i/>
-                <w:sz w:val="22"/>
-                <w:szCs w:val="22"/>
-              </w:rPr>
-              <w:t>bản</w:t>
-            </w:r>
-            <w:r>
-              <w:rPr>
-                <w:b/>
-                <w:i/>
-                <w:sz w:val="22"/>
-                <w:szCs w:val="22"/>
-              </w:rPr>
-              <w:t xml:space="preserve"> </w:t>
-            </w:r>
-            <w:r>
-              <w:rPr>
-                <w:b/>
-                <w:i/>
-                <w:sz w:val="22"/>
-                <w:szCs w:val="22"/>
-              </w:rPr>
-              <w:t>điện</w:t>
-            </w:r>
-            <w:r>
-              <w:rPr>
-                <w:b/>
-                <w:i/>
-                <w:sz w:val="22"/>
-                <w:szCs w:val="22"/>
-              </w:rPr>
-              <w:t xml:space="preserve"> </w:t>
-            </w:r>
-            <w:r>
-              <w:rPr>
-                <w:b/>
-                <w:i/>
-                <w:sz w:val="22"/>
-                <w:szCs w:val="22"/>
-              </w:rPr>
-              <w:t>tử</w:t>
-            </w:r>
-            <w:r>
-              <w:rPr>
-                <w:b/>
-                <w:i/>
-                <w:sz w:val="22"/>
-                <w:szCs w:val="22"/>
-              </w:rPr>
-              <w:t>)</w:t>
+              <w:t>3.4. Ý kiến của lãnh đạo Đơn vị (Trung tâm Xuất bản điện tử)</w:t>
             </w:r>
           </w:p>
         </w:tc>
@@ -3923,6 +2464,7 @@
   <w:style w:type="paragraph" w:default="1" w:styleId="Normal">
     <w:name w:val="Normal"/>
     <w:qFormat/>
+    <w:rsid w:val="005E1758"/>
     <w:rPr>
       <w:sz w:val="24"/>
       <w:szCs w:val="24"/>
@@ -4113,7 +2655,6 @@
   <w:style w:type="character" w:default="1" w:styleId="DefaultParagraphFont">
     <w:name w:val="Default Paragraph Font"/>
     <w:uiPriority w:val="1"/>
-    <w:semiHidden/>
     <w:unhideWhenUsed/>
   </w:style>
   <w:style w:type="table" w:default="1" w:styleId="TableNormal">
